--- a/docs/print/2026-10-28-task-sample.docx
+++ b/docs/print/2026-10-28-task-sample.docx
@@ -1986,7 +1986,7 @@
           </w:tcPr>
           <w:p>
             <w:pPr>
-              <w:spacing w:after="0" w:line="336" w:lineRule="auto"/>
+              <w:spacing w:after="120" w:line="336" w:lineRule="auto"/>
             </w:pPr>
             <w:r/>
             <w:r>
@@ -2000,18 +2000,6 @@
         </w:tc>
       </w:tr>
     </w:tbl>
-    <w:p>
-      <w:pPr>
-        <w:spacing w:before="0" w:after="0" w:line="324" w:lineRule="auto"/>
-      </w:pPr>
-      <w:r>
-        <w:rPr>
-          <w:rFonts w:ascii="宋体" w:hAnsi="宋体" w:eastAsia="宋体"/>
-          <w:b w:val="0"/>
-          <w:sz w:val="6"/>
-        </w:rPr>
-      </w:r>
-    </w:p>
     <w:p>
       <w:pPr>
         <w:spacing w:before="0" w:after="40" w:line="324" w:lineRule="auto"/>
@@ -2218,7 +2206,7 @@
           </w:tcPr>
           <w:p>
             <w:pPr>
-              <w:spacing w:after="0" w:line="336" w:lineRule="auto"/>
+              <w:spacing w:after="120" w:line="336" w:lineRule="auto"/>
             </w:pPr>
             <w:r/>
             <w:r>
@@ -2232,18 +2220,6 @@
         </w:tc>
       </w:tr>
     </w:tbl>
-    <w:p>
-      <w:pPr>
-        <w:spacing w:before="0" w:after="0" w:line="324" w:lineRule="auto"/>
-      </w:pPr>
-      <w:r>
-        <w:rPr>
-          <w:rFonts w:ascii="宋体" w:hAnsi="宋体" w:eastAsia="宋体"/>
-          <w:b w:val="0"/>
-          <w:sz w:val="6"/>
-        </w:rPr>
-      </w:r>
-    </w:p>
     <w:p>
       <w:pPr>
         <w:spacing w:before="0" w:after="40" w:line="324" w:lineRule="auto"/>
@@ -2303,7 +2279,7 @@
           </w:p>
           <w:p>
             <w:pPr>
-              <w:spacing w:after="0" w:line="336" w:lineRule="auto"/>
+              <w:spacing w:after="120" w:line="336" w:lineRule="auto"/>
             </w:pPr>
             <w:r>
               <w:rPr>
@@ -2316,18 +2292,6 @@
         </w:tc>
       </w:tr>
     </w:tbl>
-    <w:p>
-      <w:pPr>
-        <w:spacing w:before="0" w:after="0" w:line="324" w:lineRule="auto"/>
-      </w:pPr>
-      <w:r>
-        <w:rPr>
-          <w:rFonts w:ascii="宋体" w:hAnsi="宋体" w:eastAsia="宋体"/>
-          <w:b w:val="0"/>
-          <w:sz w:val="6"/>
-        </w:rPr>
-      </w:r>
-    </w:p>
     <w:p>
       <w:pPr>
         <w:spacing w:before="0" w:after="40" w:line="324" w:lineRule="auto"/>
@@ -2362,7 +2326,7 @@
           </w:tcPr>
           <w:p>
             <w:pPr>
-              <w:spacing w:after="0" w:line="336" w:lineRule="auto"/>
+              <w:spacing w:after="120" w:line="336" w:lineRule="auto"/>
             </w:pPr>
             <w:r/>
             <w:r>
@@ -2376,18 +2340,6 @@
         </w:tc>
       </w:tr>
     </w:tbl>
-    <w:p>
-      <w:pPr>
-        <w:spacing w:before="0" w:after="0" w:line="324" w:lineRule="auto"/>
-      </w:pPr>
-      <w:r>
-        <w:rPr>
-          <w:rFonts w:ascii="宋体" w:hAnsi="宋体" w:eastAsia="宋体"/>
-          <w:b w:val="0"/>
-          <w:sz w:val="6"/>
-        </w:rPr>
-      </w:r>
-    </w:p>
     <w:p>
       <w:pPr>
         <w:spacing w:before="200" w:after="80" w:line="324" w:lineRule="auto"/>
@@ -2538,7 +2490,7 @@
           </w:p>
           <w:p>
             <w:pPr>
-              <w:spacing w:after="0" w:line="336" w:lineRule="auto"/>
+              <w:spacing w:after="120" w:line="336" w:lineRule="auto"/>
             </w:pPr>
             <w:r>
               <w:rPr>
@@ -2551,18 +2503,6 @@
         </w:tc>
       </w:tr>
     </w:tbl>
-    <w:p>
-      <w:pPr>
-        <w:spacing w:before="0" w:after="0" w:line="324" w:lineRule="auto"/>
-      </w:pPr>
-      <w:r>
-        <w:rPr>
-          <w:rFonts w:ascii="宋体" w:hAnsi="宋体" w:eastAsia="宋体"/>
-          <w:b w:val="0"/>
-          <w:sz w:val="6"/>
-        </w:rPr>
-      </w:r>
-    </w:p>
     <w:p>
       <w:pPr>
         <w:spacing w:before="120" w:after="60" w:line="324" w:lineRule="auto"/>
